--- a/companies/northgate-staffing/People/2022.09.02 - Onboarding - Heather Meyer.docx
+++ b/companies/northgate-staffing/People/2022.09.02 - Onboarding - Heather Meyer.docx
@@ -7,32 +7,36 @@
         <w:pStyle w:val="Heading1"/>
       </w:pPr>
       <w:r>
-        <w:t>Onboarding Record: Heather Meyer</w:t>
+        <w:t>Joining our research bench</w:t>
       </w:r>
     </w:p>
     <w:p>
       <w:r>
-        <w:t>Heather Meyer joins the firm today as a Research Associate in the search practice. Access, hardware, and the shared drive are done, so this note is about the part that is not logistics. She is walking into live work rather than a quiet stretch, which is the honest thing to say up front: there will be no month of orientation, and she will be drafting against a real deadline sooner than is comfortable. That is not ideal and it is also how everyone here started. The compensating promise is that nothing she drafts in the first stretch reaches a client without a consultant reading it first, so the cost of getting it wrong early is a conversation, not an embarrassment.</w:t>
+        <w:t>Welcome, Heather. We are so glad to have you. When someone new joins the bench, one of us takes a moment to put the welcome in writing, and this one is mine. Heather Meyer joins us as a Research Associate, in our search practice, on the research team that quietly holds up every assignment we run. It is a good bench, and it is better with you on it.</w:t>
       </w:r>
     </w:p>
     <w:p>
       <w:r>
-        <w:t>Heather sits on the research bench and reports to me, though in practice her week is set by whichever consultant owns the search she is on. She has already shown the instinct that takes other people a year, which is describing a candidate by their seat without being told to. Good. That habit is the firm, and I would rather teach the drafting to someone who already has the discretion than the reverse. The rest of the craft, the mapping, the specification, knowing when a slate is finished, is learnable. The discretion is closer to temperament, and she arrived with it.</w:t>
+        <w:t>Ours is a correspondence business at heart. The real work is a long thread of conversations with people who are, more often than not, not looking to move, which means someone has to find them first, sideways, from a direction they never saw coming. That is the part of the craft we are told you love, and it happens to be the part we lean on most. You will report to Sandra Fuentes, our Principal, who runs the search practice day to day. She will hand you your first assignments and be your first call whenever a search raises a question.</w:t>
       </w:r>
     </w:p>
     <w:p>
       <w:r>
-        <w:t>For the first period the expectation is straightforward. Read the back catalog, because the firm's voice is learned by ear and not from instruction, and the specifications from our early searches are the best teachers we have. Sit in on client calls and listen. She will be tempted to contribute in the first few and should resist it, not because her read is wrong but because the useful thing early is hearing how a client describes a job they have not yet thought through. Draft when asked, and hand it over before it is perfect, since a consultant reading a rough draft on Tuesday is worth more than a polished one on Friday.</w:t>
+        <w:t>There is one firm habit worth learning before any other. In everything that circulates, we describe a candidate by their current role, never by their name. A passive candidate is trusting us with a conversation they have had with no one else, sometimes not even at home, and that trust is the whole of our business. Guard it as though the search depended on it, because it always does. It is the first thing everyone here learns, and the last thing any of us would ever bend.</w:t>
       </w:r>
     </w:p>
     <w:p>
       <w:r>
-        <w:t>One correction in advance, offered now so it does not have to be offered later. Heather Meyer asks permission for a number of things she is entitled to simply decide. Decide them. If the call turns out to be wrong, that is mine to answer for, not hers, and we will fix it in the next draft. The judgment we are hiring for does not develop in someone who is waiting to be told. Welcome aboard.</w:t>
+        <w:t>For your first weeks the only real expectation is that you find your feet. Sit with the research team, follow a live search from the inside, and let yourself be curious out loud about why we do things the way we do. The digging you are known for will have all the room it needs soon enough. Your first step, though, is a small one. Come find me at the end of your first week and tell me one thing that surprised you about how we run a search. There are no wrong answers, and the odd ones are usually the most useful. I always learn something from that conversation, and it is the best way I know to begin. Welcome aboard.</w:t>
       </w:r>
     </w:p>
     <w:p>
       <w:r>
-        <w:t>Recorded by Kelly Chavez, Managing Director, for the employee file.</w:t>
+        <w:t>Warmly,</w:t>
+        <w:br/>
+        <w:t>Kelly Chavez</w:t>
+        <w:br/>
+        <w:t>Managing Director</w:t>
       </w:r>
     </w:p>
     <w:sectPr>

--- a/companies/northgate-staffing/People/2022.09.02 - Onboarding - Heather Meyer.docx
+++ b/companies/northgate-staffing/People/2022.09.02 - Onboarding - Heather Meyer.docx
@@ -7,36 +7,64 @@
         <w:pStyle w:val="Heading1"/>
       </w:pPr>
       <w:r>
-        <w:t>Joining our research bench</w:t>
+        <w:t>Heather Meyer, Research Associate</w:t>
       </w:r>
     </w:p>
     <w:p>
       <w:r>
-        <w:t>Welcome, Heather. We are so glad to have you. When someone new joins the bench, one of us takes a moment to put the welcome in writing, and this one is mine. Heather Meyer joins us as a Research Associate, in our search practice, on the research team that quietly holds up every assignment we run. It is a good bench, and it is better with you on it.</w:t>
+        <w:t>Hire record for the firm file. Prepared by Kelly Chavez, Managing Director.</w:t>
       </w:r>
     </w:p>
     <w:p>
       <w:r>
-        <w:t>Ours is a correspondence business at heart. The real work is a long thread of conversations with people who are, more often than not, not looking to move, which means someone has to find them first, sideways, from a direction they never saw coming. That is the part of the craft we are told you love, and it happens to be the part we lean on most. You will report to Sandra Fuentes, our Principal, who runs the search practice day to day. She will hand you your first assignments and be your first call whenever a search raises a question.</w:t>
+        <w:t>Heather Meyer joined the research side of the practice this week, and we are pleased about it. She is the newest person in a room where most of us have been a while, which is part of what we were after. In her second interview she went back to a position specification we had put in front of her and asked why one line of it was in there at all. It was a line we had all read past for years, and nobody in the room had a good answer for her. We would like her to go on asking.</w:t>
       </w:r>
     </w:p>
     <w:p>
       <w:r>
-        <w:t>There is one firm habit worth learning before any other. In everything that circulates, we describe a candidate by their current role, never by their name. A passive candidate is trusting us with a conversation they have had with no one else, sometimes not even at home, and that trust is the whole of our business. Guard it as though the search depended on it, because it always does. It is the first thing everyone here learns, and the last thing any of us would ever bend.</w:t>
+        <w:t>Her work sits at the front of an engagement. Before there is a long list worth the name there is reading: the industry, the trade press, the annual reports, the companies nobody outside the sector would think to look at. Heather is fast at that and genuinely curious about the businesses we search in, which is less common than it sounds and shows up directly in the quality of a map. She reports to Sandra, who will decide which searches she works and in what order. Consultants will hand her pieces of live assignments from the first month, and that is on purpose rather than an accident of a busy autumn.</w:t>
       </w:r>
     </w:p>
     <w:p>
       <w:r>
-        <w:t>For your first weeks the only real expectation is that you find your feet. Sit with the research team, follow a live search from the inside, and let yourself be curious out loud about why we do things the way we do. The digging you are known for will have all the room it needs soon enough. Your first step, though, is a small one. Come find me at the end of your first week and tell me one thing that surprised you about how we run a search. There are no wrong answers, and the odd ones are usually the most useful. I always learn something from that conversation, and it is the best way I know to begin. Welcome aboard.</w:t>
+        <w:t>Four things to carry into the first month, the first of which outranks the rest:</w:t>
+      </w:r>
+    </w:p>
+    <w:p>
+      <w:pPr>
+        <w:pStyle w:val="ListBullet"/>
+      </w:pPr>
+      <w:r>
+        <w:t>1. A prospect is a role at a company until a consultant decides otherwise. The name stays in the file and goes nowhere else, including in conversation outside this office.</w:t>
+      </w:r>
+    </w:p>
+    <w:p>
+      <w:pPr>
+        <w:pStyle w:val="ListBullet"/>
+      </w:pPr>
+      <w:r>
+        <w:t>2. Where a fact about a company came from goes into the map beside the fact. A market map nobody can check is worth nothing on the morning a client argues with it.</w:t>
+      </w:r>
+    </w:p>
+    <w:p>
+      <w:pPr>
+        <w:pStyle w:val="ListBullet"/>
+      </w:pPr>
+      <w:r>
+        <w:t>3. Draft it, put it down, then cut it by a third. Research a consultant has to read twice is research they will eventually stop reading.</w:t>
+      </w:r>
+    </w:p>
+    <w:p>
+      <w:pPr>
+        <w:pStyle w:val="ListBullet"/>
+      </w:pPr>
+      <w:r>
+        <w:t>4. The question that feels too basic to ask out loud is usually the one worth asking. It is not a habit to grow out of once she knows her way around.</w:t>
       </w:r>
     </w:p>
     <w:p>
       <w:r>
-        <w:t>Warmly,</w:t>
-        <w:br/>
-        <w:t>Kelly Chavez</w:t>
-        <w:br/>
-        <w:t>Managing Director</w:t>
+        <w:t>I have kept an hour with her in her second week, on how this firm describes a search to a client and what we will not put in writing. Nobody here skips that conversation. Her first piece of work comes before it: Sandra has an open search that needs its industry reading done properly, and will hand over the specification and our map format so Heather can start on it this week.</w:t>
       </w:r>
     </w:p>
     <w:sectPr>
